--- a/docs/a traduire/annexes/br/Anexo_C_Nota_Academica_PT-BR.docx
+++ b/docs/a traduire/annexes/br/Anexo_C_Nota_Academica_PT-BR.docx
@@ -100,7 +100,7 @@
                 <w:color w:val="1A2744"/>
                 <w:sz w:val="22"/>
               </w:rPr>
-              <w:t>76,9% da computacao de IA operacional global = EUA</w:t>
+              <w:t>78,9% da computacao de IA operacional global = EUA</w:t>
             </w:r>
           </w:p>
         </w:tc>
@@ -140,7 +140,7 @@
                 <w:color w:val="1A2744"/>
                 <w:sz w:val="22"/>
               </w:rPr>
-              <w:t>3,46:1 ratio CACI EUA/UE (Power Mode)</w:t>
+              <w:t>3,47:1 ratio CACI EUA/UE (Power Mode)</w:t>
             </w:r>
           </w:p>
         </w:tc>
@@ -275,7 +275,7 @@
           <w:color w:val="555555"/>
           <w:sz w:val="22"/>
         </w:rPr>
-        <w:t>Este anexo apresenta a Nota Academica de sintese da tese. Este estudo analisa os mecanismos e as consequencias do protecionismo de IA americano sob a administraçao Trump 2.0, integrando quatro dimensoes: energia, semicondutores, compute e regulaçao. Com base em um diagnostico empirico (2020-2026), na construçao de um Indice de Competitividade Ajustado ao Compute (CACI) e em uma matriz de cenarios 2x2, a pesquisa demonstra que a combinaçao de tarifas (25%, Seçao 232) e controles de exportaçao cria uma vantagem competitiva estrutural mensuravel (razao CACI EUA/UE de 3,46:1, modo Power, para uma razao bruta de computaçao de 17,6:1, abril de 2026).</w:t>
+        <w:t>Este anexo apresenta a Nota Academica de sintese da tese. Este estudo analisa os mecanismos e as consequencias do protecionismo de IA americano sob a administraçao Trump 2.0, integrando quatro dimensoes: energia, semicondutores, compute e regulaçao. Com base em um diagnostico empirico (2020-2026), na construçao de um Indice de Competitividade Ajustado ao Compute (CACI) e em uma matriz de cenarios 2x2, a pesquisa demonstra que a combinaçao de tarifas (25%, Seçao 232) e controles de exportaçao cria uma vantagem competitiva estrutural mensuravel (razao CACI EUA/UE de 3,47:1, modo Power, para uma razao bruta de computaçao de 17,6:1, abril de 2026).</w:t>
       </w:r>
     </w:p>
     <w:p>
@@ -727,7 +727,7 @@
           <w:color w:val="555555"/>
           <w:sz w:val="18"/>
         </w:rPr>
-        <w:t>Snapshot abril 2026: EUA 76,9% do compute operacional global.</w:t>
+        <w:t>Snapshot abril 2026: EUA 78,9% do compute operacional global.</w:t>
       </w:r>
     </w:p>
     <w:p>

--- a/docs/a traduire/annexes/br/Anexo_C_Nota_Academica_PT-BR.docx
+++ b/docs/a traduire/annexes/br/Anexo_C_Nota_Academica_PT-BR.docx
@@ -305,7 +305,7 @@
           <w:color w:val="202020"/>
           <w:sz w:val="22"/>
         </w:rPr>
-        <w:t>A IA surgiu desde 2023 como o principal vetor de inovaçao economica e competiçao geopolitica. No snapshot de abril de 2026, os Estados Unidos controlam 76,9 por cento do compute de IA operacional global.</w:t>
+        <w:t>A IA surgiu desde 2023 como o principal vetor de inovaçao economica e competiçao geopolitica. No snapshot de abril de 2026, os Estados Unidos controlam 78,9 por cento do compute de IA operacional global.</w:t>
       </w:r>
     </w:p>
     <w:p>
